--- a/examples/strukdat_modul3_sample/LAPRAK_SAMPLE_STRUKDAT_MODUL3.docx
+++ b/examples/strukdat_modul3_sample/LAPRAK_SAMPLE_STRUKDAT_MODUL3.docx
@@ -883,12 +883,13 @@
     </w:p>
     <w:p>
       <w:pPr>
-        <w:pStyle w:val="Heading1"/>
+        <w:spacing w:before="160" w:after="40"/>
         <w:jc w:val="both"/>
       </w:pPr>
       <w:r>
         <w:rPr>
           <w:rFonts w:ascii="Times New Roman" w:hAnsi="Times New Roman"/>
+          <w:b/>
           <w:sz w:val="22"/>
         </w:rPr>
         <w:t>1.) Stack.h</w:t>
@@ -896,12 +897,13 @@
     </w:p>
     <w:p>
       <w:pPr>
-        <w:pStyle w:val="Heading1"/>
+        <w:spacing w:before="80" w:after="40"/>
         <w:jc w:val="both"/>
       </w:pPr>
       <w:r>
         <w:rPr>
           <w:rFonts w:ascii="Times New Roman" w:hAnsi="Times New Roman"/>
+          <w:b/>
           <w:sz w:val="22"/>
         </w:rPr>
         <w:t>Kode</w:t>
@@ -909,7 +911,7 @@
     </w:p>
     <w:p>
       <w:pPr>
-        <w:pStyle w:val="Heading1"/>
+        <w:spacing w:before="80" w:after="120"/>
         <w:jc w:val="center"/>
       </w:pPr>
       <w:r>
@@ -949,12 +951,13 @@
     </w:p>
     <w:p>
       <w:pPr>
-        <w:pStyle w:val="Heading1"/>
+        <w:spacing w:before="80" w:after="40"/>
         <w:jc w:val="both"/>
       </w:pPr>
       <w:r>
         <w:rPr>
           <w:rFonts w:ascii="Times New Roman" w:hAnsi="Times New Roman"/>
+          <w:b/>
           <w:sz w:val="22"/>
         </w:rPr>
         <w:t>Penjelasan</w:t>
@@ -962,12 +965,14 @@
     </w:p>
     <w:p>
       <w:pPr>
-        <w:pStyle w:val="Heading1"/>
+        <w:spacing w:line="276" w:lineRule="auto" w:before="40" w:after="120"/>
+        <w:ind w:firstLine="576"/>
         <w:jc w:val="both"/>
       </w:pPr>
       <w:r>
         <w:rPr>
           <w:rFonts w:ascii="Times New Roman" w:hAnsi="Times New Roman"/>
+          <w:b w:val="0"/>
           <w:sz w:val="22"/>
         </w:rPr>
         <w:t>File header Stack.h berisi definisi struct Stack dengan kapasitas maksimal 10 elemen integer. Pointer top diinisialisasi untuk nandain posisi elemen paling atas sesuai prinsip LIFO (Last In First Out).</w:t>
@@ -975,17 +980,18 @@
     </w:p>
     <w:p>
       <w:pPr>
-        <w:pStyle w:val="Heading1"/>
-      </w:pPr>
-    </w:p>
-    <w:p>
-      <w:pPr>
-        <w:pStyle w:val="Heading1"/>
+        <w:spacing w:before="40" w:after="40"/>
+      </w:pPr>
+    </w:p>
+    <w:p>
+      <w:pPr>
+        <w:spacing w:before="160" w:after="40"/>
         <w:jc w:val="both"/>
       </w:pPr>
       <w:r>
         <w:rPr>
           <w:rFonts w:ascii="Times New Roman" w:hAnsi="Times New Roman"/>
+          <w:b/>
           <w:sz w:val="22"/>
         </w:rPr>
         <w:t>2.) main.cpp</w:t>
@@ -993,12 +999,13 @@
     </w:p>
     <w:p>
       <w:pPr>
-        <w:pStyle w:val="Heading1"/>
+        <w:spacing w:before="80" w:after="40"/>
         <w:jc w:val="both"/>
       </w:pPr>
       <w:r>
         <w:rPr>
           <w:rFonts w:ascii="Times New Roman" w:hAnsi="Times New Roman"/>
+          <w:b/>
           <w:sz w:val="22"/>
         </w:rPr>
         <w:t>Kode</w:t>
@@ -1006,7 +1013,7 @@
     </w:p>
     <w:p>
       <w:pPr>
-        <w:pStyle w:val="Heading1"/>
+        <w:spacing w:before="80" w:after="120"/>
         <w:jc w:val="center"/>
       </w:pPr>
       <w:r>
@@ -1046,12 +1053,13 @@
     </w:p>
     <w:p>
       <w:pPr>
-        <w:pStyle w:val="Heading1"/>
+        <w:spacing w:before="80" w:after="40"/>
         <w:jc w:val="both"/>
       </w:pPr>
       <w:r>
         <w:rPr>
           <w:rFonts w:ascii="Times New Roman" w:hAnsi="Times New Roman"/>
+          <w:b/>
           <w:sz w:val="22"/>
         </w:rPr>
         <w:t>Penjelasan</w:t>
@@ -1059,12 +1067,14 @@
     </w:p>
     <w:p>
       <w:pPr>
-        <w:pStyle w:val="Heading1"/>
+        <w:spacing w:line="276" w:lineRule="auto" w:before="40" w:after="120"/>
+        <w:ind w:firstLine="576"/>
         <w:jc w:val="both"/>
       </w:pPr>
       <w:r>
         <w:rPr>
           <w:rFonts w:ascii="Times New Roman" w:hAnsi="Times New Roman"/>
+          <w:b w:val="0"/>
           <w:sz w:val="22"/>
         </w:rPr>
         <w:t>Fungsi utama menginisialisasi stack lewat createStack(S) dengan ngeset top ke -1. Kemudian dilakukan pemanggilan operasi push() buat nambahin angka 10, 25, dan 50 ke tumpukan data.</w:t>
@@ -1072,17 +1082,18 @@
     </w:p>
     <w:p>
       <w:pPr>
-        <w:pStyle w:val="Heading1"/>
-      </w:pPr>
-    </w:p>
-    <w:p>
-      <w:pPr>
-        <w:pStyle w:val="Heading1"/>
+        <w:spacing w:before="40" w:after="40"/>
+      </w:pPr>
+    </w:p>
+    <w:p>
+      <w:pPr>
+        <w:spacing w:before="160" w:after="40"/>
         <w:jc w:val="both"/>
       </w:pPr>
       <w:r>
         <w:rPr>
           <w:rFonts w:ascii="Times New Roman" w:hAnsi="Times New Roman"/>
+          <w:b/>
           <w:sz w:val="22"/>
         </w:rPr>
         <w:t>Output</w:t>
@@ -1090,7 +1101,7 @@
     </w:p>
     <w:p>
       <w:pPr>
-        <w:pStyle w:val="Heading1"/>
+        <w:spacing w:before="80" w:after="120"/>
         <w:jc w:val="center"/>
       </w:pPr>
       <w:r>
